--- a/TALLER PRÁCTICO UNI-PRESTAMOS.docx
+++ b/TALLER PRÁCTICO UNI-PRESTAMOS.docx
@@ -758,7 +758,7 @@
               <w:bottom w:color="cccccc" w:space="0" w:sz="4" w:val="single"/>
               <w:right w:color="cccccc" w:space="0" w:sz="4" w:val="single"/>
             </w:tcBorders>
-            <w:shd w:fill="1f5c99" w:val="clear"/>
+            <w:shd w:fill="9fc5e8" w:val="clear"/>
             <w:tcMar>
               <w:top w:w="80.0" w:type="dxa"/>
               <w:left w:w="120.0" w:type="dxa"/>
@@ -772,7 +772,6 @@
               <w:jc w:val="both"/>
               <w:rPr>
                 <w:rFonts w:ascii="Times New Roman" w:cs="Times New Roman" w:eastAsia="Times New Roman" w:hAnsi="Times New Roman"/>
-                <w:color w:val="ffffff"/>
                 <w:sz w:val="24"/>
                 <w:szCs w:val="24"/>
               </w:rPr>
@@ -780,19 +779,11 @@
             <w:r>
               <w:rPr>
                 <w:rFonts w:ascii="Times New Roman" w:cs="Times New Roman" w:eastAsia="Times New Roman" w:hAnsi="Times New Roman"/>
-                <w:b w:val="1"/>
-                <w:bCs w:val="1"/>
-                <w:color w:val="ffffff"/>
                 <w:sz w:val="24"/>
                 <w:szCs w:val="24"/>
                 <w:rtl w:val="0"/>
               </w:rPr>
               <w:t xml:space="preserve">Servicio</w:t>
-            </w:r>
-            <w:r>
-              <w:rPr>
-                <w:rtl w:val="0"/>
-              </w:rPr>
             </w:r>
           </w:p>
         </w:tc>
@@ -804,7 +795,7 @@
               <w:bottom w:color="cccccc" w:space="0" w:sz="4" w:val="single"/>
               <w:right w:color="cccccc" w:space="0" w:sz="4" w:val="single"/>
             </w:tcBorders>
-            <w:shd w:fill="1f5c99" w:val="clear"/>
+            <w:shd w:fill="9fc5e8" w:val="clear"/>
             <w:tcMar>
               <w:top w:w="80.0" w:type="dxa"/>
               <w:left w:w="120.0" w:type="dxa"/>
@@ -818,7 +809,6 @@
               <w:jc w:val="both"/>
               <w:rPr>
                 <w:rFonts w:ascii="Times New Roman" w:cs="Times New Roman" w:eastAsia="Times New Roman" w:hAnsi="Times New Roman"/>
-                <w:color w:val="ffffff"/>
                 <w:sz w:val="24"/>
                 <w:szCs w:val="24"/>
               </w:rPr>
@@ -826,7 +816,6 @@
             <w:r>
               <w:rPr>
                 <w:rFonts w:ascii="Times New Roman" w:cs="Times New Roman" w:eastAsia="Times New Roman" w:hAnsi="Times New Roman"/>
-                <w:color w:val="ffffff"/>
                 <w:sz w:val="24"/>
                 <w:szCs w:val="24"/>
                 <w:rtl w:val="0"/>
@@ -911,7 +900,7 @@
                 <w:szCs w:val="24"/>
                 <w:rtl w:val="0"/>
               </w:rPr>
-              <w:t xml:space="preserve">Sirve la interfaz web al usuario. Permite registrar préstamos, ver los activos y marcar devoluciones.</w:t>
+              <w:t xml:space="preserve">Es la interfaz web mostrada al usuario. Permite registrar préstamos, ver los activos y marcar devoluciones.</w:t>
             </w:r>
           </w:p>
         </w:tc>
@@ -1158,6 +1147,32 @@
     </w:p>
     <w:p>
       <w:pPr>
+        <w:numPr>
+          <w:ilvl w:val="0"/>
+          <w:numId w:val="3"/>
+        </w:numPr>
+        <w:spacing w:after="60" w:before="60" w:line="240" w:lineRule="auto"/>
+        <w:ind w:left="720" w:hanging="360"/>
+        <w:jc w:val="both"/>
+        <w:rPr>
+          <w:rFonts w:ascii="Times New Roman" w:cs="Times New Roman" w:eastAsia="Times New Roman" w:hAnsi="Times New Roman"/>
+          <w:sz w:val="24"/>
+          <w:szCs w:val="24"/>
+          <w:u w:val="none"/>
+        </w:rPr>
+      </w:pPr>
+      <w:r>
+        <w:rPr>
+          <w:rFonts w:ascii="Times New Roman" w:cs="Times New Roman" w:eastAsia="Times New Roman" w:hAnsi="Times New Roman"/>
+          <w:sz w:val="24"/>
+          <w:szCs w:val="24"/>
+          <w:rtl w:val="0"/>
+        </w:rPr>
+        <w:t xml:space="preserve">Navegador del usuario</w:t>
+      </w:r>
+    </w:p>
+    <w:p>
+      <w:pPr>
         <w:spacing w:after="60" w:before="60" w:line="240" w:lineRule="auto"/>
         <w:ind w:left="720" w:firstLine="0"/>
         <w:jc w:val="both"/>
@@ -1174,7 +1189,33 @@
           <w:szCs w:val="24"/>
           <w:rtl w:val="0"/>
         </w:rPr>
-        <w:t xml:space="preserve">Navegador del usuario</w:t>
+        <w:t xml:space="preserve">HTTP :8080</w:t>
+      </w:r>
+    </w:p>
+    <w:p>
+      <w:pPr>
+        <w:numPr>
+          <w:ilvl w:val="0"/>
+          <w:numId w:val="1"/>
+        </w:numPr>
+        <w:spacing w:after="60" w:before="60" w:line="240" w:lineRule="auto"/>
+        <w:ind w:left="720" w:hanging="360"/>
+        <w:jc w:val="both"/>
+        <w:rPr>
+          <w:rFonts w:ascii="Times New Roman" w:cs="Times New Roman" w:eastAsia="Times New Roman" w:hAnsi="Times New Roman"/>
+          <w:sz w:val="24"/>
+          <w:szCs w:val="24"/>
+          <w:u w:val="none"/>
+        </w:rPr>
+      </w:pPr>
+      <w:r>
+        <w:rPr>
+          <w:rFonts w:ascii="Times New Roman" w:cs="Times New Roman" w:eastAsia="Times New Roman" w:hAnsi="Times New Roman"/>
+          <w:sz w:val="24"/>
+          <w:szCs w:val="24"/>
+          <w:rtl w:val="0"/>
+        </w:rPr>
+        <w:t xml:space="preserve">frontend - nginx</w:t>
       </w:r>
     </w:p>
     <w:p>
@@ -1195,7 +1236,33 @@
           <w:szCs w:val="24"/>
           <w:rtl w:val="0"/>
         </w:rPr>
-        <w:t xml:space="preserve">       |  HTTP :8080</w:t>
+        <w:t xml:space="preserve">HTTP :3000  (red interna Docker: préstamos-network)</w:t>
+      </w:r>
+    </w:p>
+    <w:p>
+      <w:pPr>
+        <w:numPr>
+          <w:ilvl w:val="0"/>
+          <w:numId w:val="2"/>
+        </w:numPr>
+        <w:spacing w:after="60" w:before="60" w:line="240" w:lineRule="auto"/>
+        <w:ind w:left="720" w:hanging="360"/>
+        <w:jc w:val="both"/>
+        <w:rPr>
+          <w:rFonts w:ascii="Times New Roman" w:cs="Times New Roman" w:eastAsia="Times New Roman" w:hAnsi="Times New Roman"/>
+          <w:sz w:val="24"/>
+          <w:szCs w:val="24"/>
+          <w:u w:val="none"/>
+        </w:rPr>
+      </w:pPr>
+      <w:r>
+        <w:rPr>
+          <w:rFonts w:ascii="Times New Roman" w:cs="Times New Roman" w:eastAsia="Times New Roman" w:hAnsi="Times New Roman"/>
+          <w:sz w:val="24"/>
+          <w:szCs w:val="24"/>
+          <w:rtl w:val="0"/>
+        </w:rPr>
+        <w:t xml:space="preserve">backend - Node.js</w:t>
       </w:r>
     </w:p>
     <w:p>
@@ -1216,7 +1283,7 @@
           <w:szCs w:val="24"/>
           <w:rtl w:val="0"/>
         </w:rPr>
-        <w:t xml:space="preserve">  [ frontend - nginx ]</w:t>
+        <w:t xml:space="preserve">Puerto 3306  (red interna Docker)</w:t>
       </w:r>
     </w:p>
     <w:p>
@@ -1237,70 +1304,7 @@
           <w:szCs w:val="24"/>
           <w:rtl w:val="0"/>
         </w:rPr>
-        <w:t xml:space="preserve">       |  HTTP :3000  (red interna Docker: préstamos-network)</w:t>
-      </w:r>
-    </w:p>
-    <w:p>
-      <w:pPr>
-        <w:spacing w:after="60" w:before="60" w:line="240" w:lineRule="auto"/>
-        <w:ind w:left="720" w:firstLine="0"/>
-        <w:jc w:val="both"/>
-        <w:rPr>
-          <w:rFonts w:ascii="Times New Roman" w:cs="Times New Roman" w:eastAsia="Times New Roman" w:hAnsi="Times New Roman"/>
-          <w:sz w:val="24"/>
-          <w:szCs w:val="24"/>
-        </w:rPr>
-      </w:pPr>
-      <w:r>
-        <w:rPr>
-          <w:rFonts w:ascii="Times New Roman" w:cs="Times New Roman" w:eastAsia="Times New Roman" w:hAnsi="Times New Roman"/>
-          <w:sz w:val="24"/>
-          <w:szCs w:val="24"/>
-          <w:rtl w:val="0"/>
-        </w:rPr>
-        <w:t xml:space="preserve">  [ backend - Node.js ]</w:t>
-      </w:r>
-    </w:p>
-    <w:p>
-      <w:pPr>
-        <w:spacing w:after="60" w:before="60" w:line="240" w:lineRule="auto"/>
-        <w:ind w:left="720" w:firstLine="0"/>
-        <w:jc w:val="both"/>
-        <w:rPr>
-          <w:rFonts w:ascii="Times New Roman" w:cs="Times New Roman" w:eastAsia="Times New Roman" w:hAnsi="Times New Roman"/>
-          <w:sz w:val="24"/>
-          <w:szCs w:val="24"/>
-        </w:rPr>
-      </w:pPr>
-      <w:r>
-        <w:rPr>
-          <w:rFonts w:ascii="Times New Roman" w:cs="Times New Roman" w:eastAsia="Times New Roman" w:hAnsi="Times New Roman"/>
-          <w:sz w:val="24"/>
-          <w:szCs w:val="24"/>
-          <w:rtl w:val="0"/>
-        </w:rPr>
-        <w:t xml:space="preserve">       |  Puerto 3306  (red interna Docker)</w:t>
-      </w:r>
-    </w:p>
-    <w:p>
-      <w:pPr>
-        <w:spacing w:after="60" w:before="60" w:line="240" w:lineRule="auto"/>
-        <w:ind w:left="720" w:firstLine="0"/>
-        <w:jc w:val="both"/>
-        <w:rPr>
-          <w:rFonts w:ascii="Times New Roman" w:cs="Times New Roman" w:eastAsia="Times New Roman" w:hAnsi="Times New Roman"/>
-          <w:sz w:val="24"/>
-          <w:szCs w:val="24"/>
-        </w:rPr>
-      </w:pPr>
-      <w:r>
-        <w:rPr>
-          <w:rFonts w:ascii="Times New Roman" w:cs="Times New Roman" w:eastAsia="Times New Roman" w:hAnsi="Times New Roman"/>
-          <w:sz w:val="24"/>
-          <w:szCs w:val="24"/>
-          <w:rtl w:val="0"/>
-        </w:rPr>
-        <w:t xml:space="preserve">  [ database - MySQL ]</w:t>
+        <w:t xml:space="preserve">database - MySQL</w:t>
       </w:r>
     </w:p>
     <w:p>
@@ -1336,7 +1340,7 @@
           <w:szCs w:val="24"/>
           <w:rtl w:val="0"/>
         </w:rPr>
-        <w:t xml:space="preserve">El usuario accede al frontend por el puerto 8080 desde su navegador. El frontend se comunica con el backend a través de la red interna de Docker usando el nombre del servicio como dominio. El backend se conecta a MySQL por el puerto 3306, también por red interna.</w:t>
+        <w:t xml:space="preserve">De tal manera que el usuario accede al frontend por el puerto 8080 desde su navegador. El frontend se comunica con el backend a través de la red interna de Docker usando el nombre del servicio como dominio. El backend se conecta a MySQL por el puerto 3306, también por red interna.</w:t>
       </w:r>
     </w:p>
     <w:p>
@@ -1501,7 +1505,7 @@
               <w:bottom w:color="cccccc" w:space="0" w:sz="4" w:val="single"/>
               <w:right w:color="cccccc" w:space="0" w:sz="4" w:val="single"/>
             </w:tcBorders>
-            <w:shd w:fill="1f5c99" w:val="clear"/>
+            <w:shd w:fill="9fc5e8" w:val="clear"/>
             <w:tcMar>
               <w:top w:w="80.0" w:type="dxa"/>
               <w:left w:w="120.0" w:type="dxa"/>
@@ -1515,7 +1519,6 @@
               <w:jc w:val="both"/>
               <w:rPr>
                 <w:rFonts w:ascii="Times New Roman" w:cs="Times New Roman" w:eastAsia="Times New Roman" w:hAnsi="Times New Roman"/>
-                <w:color w:val="ffffff"/>
                 <w:sz w:val="24"/>
                 <w:szCs w:val="24"/>
               </w:rPr>
@@ -1523,19 +1526,11 @@
             <w:r>
               <w:rPr>
                 <w:rFonts w:ascii="Times New Roman" w:cs="Times New Roman" w:eastAsia="Times New Roman" w:hAnsi="Times New Roman"/>
-                <w:b w:val="1"/>
-                <w:bCs w:val="1"/>
-                <w:color w:val="ffffff"/>
                 <w:sz w:val="24"/>
                 <w:szCs w:val="24"/>
                 <w:rtl w:val="0"/>
               </w:rPr>
               <w:t xml:space="preserve">Servicio que falla</w:t>
-            </w:r>
-            <w:r>
-              <w:rPr>
-                <w:rtl w:val="0"/>
-              </w:rPr>
             </w:r>
           </w:p>
         </w:tc>
@@ -1547,7 +1542,7 @@
               <w:bottom w:color="cccccc" w:space="0" w:sz="4" w:val="single"/>
               <w:right w:color="cccccc" w:space="0" w:sz="4" w:val="single"/>
             </w:tcBorders>
-            <w:shd w:fill="1f5c99" w:val="clear"/>
+            <w:shd w:fill="9fc5e8" w:val="clear"/>
             <w:tcMar>
               <w:top w:w="80.0" w:type="dxa"/>
               <w:left w:w="120.0" w:type="dxa"/>
@@ -1561,7 +1556,6 @@
               <w:jc w:val="both"/>
               <w:rPr>
                 <w:rFonts w:ascii="Times New Roman" w:cs="Times New Roman" w:eastAsia="Times New Roman" w:hAnsi="Times New Roman"/>
-                <w:color w:val="ffffff"/>
                 <w:sz w:val="24"/>
                 <w:szCs w:val="24"/>
               </w:rPr>
@@ -1569,7 +1563,6 @@
             <w:r>
               <w:rPr>
                 <w:rFonts w:ascii="Times New Roman" w:cs="Times New Roman" w:eastAsia="Times New Roman" w:hAnsi="Times New Roman"/>
-                <w:color w:val="ffffff"/>
                 <w:sz w:val="24"/>
                 <w:szCs w:val="24"/>
                 <w:rtl w:val="0"/>
@@ -1854,22 +1847,6 @@
           <w:rtl w:val="0"/>
         </w:rPr>
         <w:t xml:space="preserve">Para mitigar estos fallos, el docker-compose.yml incluye restart: always en cada servicio, lo que reinicia automáticamente cualquier contenedor que falle.</w:t>
-      </w:r>
-    </w:p>
-    <w:p>
-      <w:pPr>
-        <w:spacing w:line="240" w:lineRule="auto"/>
-        <w:jc w:val="both"/>
-        <w:rPr>
-          <w:rFonts w:ascii="Times New Roman" w:cs="Times New Roman" w:eastAsia="Times New Roman" w:hAnsi="Times New Roman"/>
-          <w:sz w:val="24"/>
-          <w:szCs w:val="24"/>
-        </w:rPr>
-      </w:pPr>
-      <w:r>
-        <w:rPr>
-          <w:rtl w:val="0"/>
-        </w:rPr>
       </w:r>
     </w:p>
     <w:p>
@@ -2049,7 +2026,7 @@
       <w:pPr>
         <w:numPr>
           <w:ilvl w:val="0"/>
-          <w:numId w:val="1"/>
+          <w:numId w:val="4"/>
         </w:numPr>
         <w:spacing w:after="60" w:before="60" w:line="240" w:lineRule="auto"/>
         <w:ind w:left="720" w:hanging="360"/>
@@ -2074,7 +2051,7 @@
       <w:pPr>
         <w:numPr>
           <w:ilvl w:val="0"/>
-          <w:numId w:val="1"/>
+          <w:numId w:val="4"/>
         </w:numPr>
         <w:spacing w:after="60" w:before="60" w:line="240" w:lineRule="auto"/>
         <w:ind w:left="720" w:hanging="360"/>
@@ -2099,7 +2076,7 @@
       <w:pPr>
         <w:numPr>
           <w:ilvl w:val="0"/>
-          <w:numId w:val="1"/>
+          <w:numId w:val="4"/>
         </w:numPr>
         <w:spacing w:after="60" w:before="60" w:line="240" w:lineRule="auto"/>
         <w:ind w:left="720" w:hanging="360"/>
@@ -2167,7 +2144,7 @@
       <w:pPr>
         <w:numPr>
           <w:ilvl w:val="0"/>
-          <w:numId w:val="1"/>
+          <w:numId w:val="4"/>
         </w:numPr>
         <w:spacing w:after="60" w:before="60" w:line="240" w:lineRule="auto"/>
         <w:ind w:left="720" w:hanging="360"/>
@@ -2192,7 +2169,7 @@
       <w:pPr>
         <w:numPr>
           <w:ilvl w:val="0"/>
-          <w:numId w:val="1"/>
+          <w:numId w:val="4"/>
         </w:numPr>
         <w:spacing w:after="60" w:before="60" w:line="240" w:lineRule="auto"/>
         <w:ind w:left="720" w:hanging="360"/>
@@ -2217,7 +2194,7 @@
       <w:pPr>
         <w:numPr>
           <w:ilvl w:val="0"/>
-          <w:numId w:val="1"/>
+          <w:numId w:val="4"/>
         </w:numPr>
         <w:spacing w:after="60" w:before="60" w:line="240" w:lineRule="auto"/>
         <w:ind w:left="720" w:hanging="360"/>
@@ -2242,7 +2219,7 @@
       <w:pPr>
         <w:numPr>
           <w:ilvl w:val="0"/>
-          <w:numId w:val="1"/>
+          <w:numId w:val="4"/>
         </w:numPr>
         <w:spacing w:after="60" w:before="60" w:line="240" w:lineRule="auto"/>
         <w:ind w:left="720" w:hanging="360"/>
@@ -2712,12 +2689,12 @@
         <w:tblLook w:val="0000"/>
       </w:tblPr>
       <w:tblGrid>
-        <w:gridCol w:w="3495"/>
-        <w:gridCol w:w="5865"/>
+        <w:gridCol w:w="3675"/>
+        <w:gridCol w:w="5685"/>
         <w:tblGridChange w:id="0">
           <w:tblGrid>
-            <w:gridCol w:w="3495"/>
-            <w:gridCol w:w="5865"/>
+            <w:gridCol w:w="3675"/>
+            <w:gridCol w:w="5685"/>
           </w:tblGrid>
         </w:tblGridChange>
       </w:tblGrid>
@@ -2734,7 +2711,7 @@
               <w:bottom w:color="cccccc" w:space="0" w:sz="4" w:val="single"/>
               <w:right w:color="cccccc" w:space="0" w:sz="4" w:val="single"/>
             </w:tcBorders>
-            <w:shd w:fill="1f5c99" w:val="clear"/>
+            <w:shd w:fill="9fc5e8" w:val="clear"/>
             <w:tcMar>
               <w:top w:w="80.0" w:type="dxa"/>
               <w:left w:w="120.0" w:type="dxa"/>
@@ -2748,7 +2725,6 @@
               <w:jc w:val="both"/>
               <w:rPr>
                 <w:rFonts w:ascii="Times New Roman" w:cs="Times New Roman" w:eastAsia="Times New Roman" w:hAnsi="Times New Roman"/>
-                <w:color w:val="ffffff"/>
                 <w:sz w:val="24"/>
                 <w:szCs w:val="24"/>
               </w:rPr>
@@ -2756,19 +2732,11 @@
             <w:r>
               <w:rPr>
                 <w:rFonts w:ascii="Times New Roman" w:cs="Times New Roman" w:eastAsia="Times New Roman" w:hAnsi="Times New Roman"/>
-                <w:b w:val="1"/>
-                <w:bCs w:val="1"/>
-                <w:color w:val="ffffff"/>
                 <w:sz w:val="24"/>
                 <w:szCs w:val="24"/>
                 <w:rtl w:val="0"/>
               </w:rPr>
               <w:t xml:space="preserve">Error</w:t>
-            </w:r>
-            <w:r>
-              <w:rPr>
-                <w:rtl w:val="0"/>
-              </w:rPr>
             </w:r>
           </w:p>
         </w:tc>
@@ -2780,7 +2748,7 @@
               <w:bottom w:color="cccccc" w:space="0" w:sz="4" w:val="single"/>
               <w:right w:color="cccccc" w:space="0" w:sz="4" w:val="single"/>
             </w:tcBorders>
-            <w:shd w:fill="1f5c99" w:val="clear"/>
+            <w:shd w:fill="9fc5e8" w:val="clear"/>
             <w:tcMar>
               <w:top w:w="80.0" w:type="dxa"/>
               <w:left w:w="120.0" w:type="dxa"/>
@@ -2794,7 +2762,6 @@
               <w:jc w:val="both"/>
               <w:rPr>
                 <w:rFonts w:ascii="Times New Roman" w:cs="Times New Roman" w:eastAsia="Times New Roman" w:hAnsi="Times New Roman"/>
-                <w:color w:val="ffffff"/>
                 <w:sz w:val="24"/>
                 <w:szCs w:val="24"/>
               </w:rPr>
@@ -2802,7 +2769,6 @@
             <w:r>
               <w:rPr>
                 <w:rFonts w:ascii="Times New Roman" w:cs="Times New Roman" w:eastAsia="Times New Roman" w:hAnsi="Times New Roman"/>
-                <w:color w:val="ffffff"/>
                 <w:sz w:val="24"/>
                 <w:szCs w:val="24"/>
                 <w:rtl w:val="0"/>
@@ -3189,6 +3155,336 @@
     <w:lvl w:ilvl="0">
       <w:start w:val="1"/>
       <w:numFmt w:val="bullet"/>
+      <w:lvlText w:val="-"/>
+      <w:lvlJc w:val="left"/>
+      <w:pPr>
+        <w:ind w:left="720" w:hanging="360"/>
+      </w:pPr>
+      <w:rPr>
+        <w:u w:val="none"/>
+      </w:rPr>
+    </w:lvl>
+    <w:lvl w:ilvl="1">
+      <w:start w:val="1"/>
+      <w:numFmt w:val="bullet"/>
+      <w:lvlText w:val="-"/>
+      <w:lvlJc w:val="left"/>
+      <w:pPr>
+        <w:ind w:left="1440" w:hanging="360"/>
+      </w:pPr>
+      <w:rPr>
+        <w:u w:val="none"/>
+      </w:rPr>
+    </w:lvl>
+    <w:lvl w:ilvl="2">
+      <w:start w:val="1"/>
+      <w:numFmt w:val="bullet"/>
+      <w:lvlText w:val="-"/>
+      <w:lvlJc w:val="left"/>
+      <w:pPr>
+        <w:ind w:left="2160" w:hanging="360"/>
+      </w:pPr>
+      <w:rPr>
+        <w:u w:val="none"/>
+      </w:rPr>
+    </w:lvl>
+    <w:lvl w:ilvl="3">
+      <w:start w:val="1"/>
+      <w:numFmt w:val="bullet"/>
+      <w:lvlText w:val="-"/>
+      <w:lvlJc w:val="left"/>
+      <w:pPr>
+        <w:ind w:left="2880" w:hanging="360"/>
+      </w:pPr>
+      <w:rPr>
+        <w:u w:val="none"/>
+      </w:rPr>
+    </w:lvl>
+    <w:lvl w:ilvl="4">
+      <w:start w:val="1"/>
+      <w:numFmt w:val="bullet"/>
+      <w:lvlText w:val="-"/>
+      <w:lvlJc w:val="left"/>
+      <w:pPr>
+        <w:ind w:left="3600" w:hanging="360"/>
+      </w:pPr>
+      <w:rPr>
+        <w:u w:val="none"/>
+      </w:rPr>
+    </w:lvl>
+    <w:lvl w:ilvl="5">
+      <w:start w:val="1"/>
+      <w:numFmt w:val="bullet"/>
+      <w:lvlText w:val="-"/>
+      <w:lvlJc w:val="left"/>
+      <w:pPr>
+        <w:ind w:left="4320" w:hanging="360"/>
+      </w:pPr>
+      <w:rPr>
+        <w:u w:val="none"/>
+      </w:rPr>
+    </w:lvl>
+    <w:lvl w:ilvl="6">
+      <w:start w:val="1"/>
+      <w:numFmt w:val="bullet"/>
+      <w:lvlText w:val="-"/>
+      <w:lvlJc w:val="left"/>
+      <w:pPr>
+        <w:ind w:left="5040" w:hanging="360"/>
+      </w:pPr>
+      <w:rPr>
+        <w:u w:val="none"/>
+      </w:rPr>
+    </w:lvl>
+    <w:lvl w:ilvl="7">
+      <w:start w:val="1"/>
+      <w:numFmt w:val="bullet"/>
+      <w:lvlText w:val="-"/>
+      <w:lvlJc w:val="left"/>
+      <w:pPr>
+        <w:ind w:left="5760" w:hanging="360"/>
+      </w:pPr>
+      <w:rPr>
+        <w:u w:val="none"/>
+      </w:rPr>
+    </w:lvl>
+    <w:lvl w:ilvl="8">
+      <w:start w:val="1"/>
+      <w:numFmt w:val="bullet"/>
+      <w:lvlText w:val="-"/>
+      <w:lvlJc w:val="left"/>
+      <w:pPr>
+        <w:ind w:left="6480" w:hanging="360"/>
+      </w:pPr>
+      <w:rPr>
+        <w:u w:val="none"/>
+      </w:rPr>
+    </w:lvl>
+  </w:abstractNum>
+  <w:abstractNum w:abstractNumId="2">
+    <w:lvl w:ilvl="0">
+      <w:start w:val="1"/>
+      <w:numFmt w:val="bullet"/>
+      <w:lvlText w:val="-"/>
+      <w:lvlJc w:val="left"/>
+      <w:pPr>
+        <w:ind w:left="720" w:hanging="360"/>
+      </w:pPr>
+      <w:rPr>
+        <w:u w:val="none"/>
+      </w:rPr>
+    </w:lvl>
+    <w:lvl w:ilvl="1">
+      <w:start w:val="1"/>
+      <w:numFmt w:val="bullet"/>
+      <w:lvlText w:val="-"/>
+      <w:lvlJc w:val="left"/>
+      <w:pPr>
+        <w:ind w:left="1440" w:hanging="360"/>
+      </w:pPr>
+      <w:rPr>
+        <w:u w:val="none"/>
+      </w:rPr>
+    </w:lvl>
+    <w:lvl w:ilvl="2">
+      <w:start w:val="1"/>
+      <w:numFmt w:val="bullet"/>
+      <w:lvlText w:val="-"/>
+      <w:lvlJc w:val="left"/>
+      <w:pPr>
+        <w:ind w:left="2160" w:hanging="360"/>
+      </w:pPr>
+      <w:rPr>
+        <w:u w:val="none"/>
+      </w:rPr>
+    </w:lvl>
+    <w:lvl w:ilvl="3">
+      <w:start w:val="1"/>
+      <w:numFmt w:val="bullet"/>
+      <w:lvlText w:val="-"/>
+      <w:lvlJc w:val="left"/>
+      <w:pPr>
+        <w:ind w:left="2880" w:hanging="360"/>
+      </w:pPr>
+      <w:rPr>
+        <w:u w:val="none"/>
+      </w:rPr>
+    </w:lvl>
+    <w:lvl w:ilvl="4">
+      <w:start w:val="1"/>
+      <w:numFmt w:val="bullet"/>
+      <w:lvlText w:val="-"/>
+      <w:lvlJc w:val="left"/>
+      <w:pPr>
+        <w:ind w:left="3600" w:hanging="360"/>
+      </w:pPr>
+      <w:rPr>
+        <w:u w:val="none"/>
+      </w:rPr>
+    </w:lvl>
+    <w:lvl w:ilvl="5">
+      <w:start w:val="1"/>
+      <w:numFmt w:val="bullet"/>
+      <w:lvlText w:val="-"/>
+      <w:lvlJc w:val="left"/>
+      <w:pPr>
+        <w:ind w:left="4320" w:hanging="360"/>
+      </w:pPr>
+      <w:rPr>
+        <w:u w:val="none"/>
+      </w:rPr>
+    </w:lvl>
+    <w:lvl w:ilvl="6">
+      <w:start w:val="1"/>
+      <w:numFmt w:val="bullet"/>
+      <w:lvlText w:val="-"/>
+      <w:lvlJc w:val="left"/>
+      <w:pPr>
+        <w:ind w:left="5040" w:hanging="360"/>
+      </w:pPr>
+      <w:rPr>
+        <w:u w:val="none"/>
+      </w:rPr>
+    </w:lvl>
+    <w:lvl w:ilvl="7">
+      <w:start w:val="1"/>
+      <w:numFmt w:val="bullet"/>
+      <w:lvlText w:val="-"/>
+      <w:lvlJc w:val="left"/>
+      <w:pPr>
+        <w:ind w:left="5760" w:hanging="360"/>
+      </w:pPr>
+      <w:rPr>
+        <w:u w:val="none"/>
+      </w:rPr>
+    </w:lvl>
+    <w:lvl w:ilvl="8">
+      <w:start w:val="1"/>
+      <w:numFmt w:val="bullet"/>
+      <w:lvlText w:val="-"/>
+      <w:lvlJc w:val="left"/>
+      <w:pPr>
+        <w:ind w:left="6480" w:hanging="360"/>
+      </w:pPr>
+      <w:rPr>
+        <w:u w:val="none"/>
+      </w:rPr>
+    </w:lvl>
+  </w:abstractNum>
+  <w:abstractNum w:abstractNumId="3">
+    <w:lvl w:ilvl="0">
+      <w:start w:val="1"/>
+      <w:numFmt w:val="bullet"/>
+      <w:lvlText w:val="-"/>
+      <w:lvlJc w:val="left"/>
+      <w:pPr>
+        <w:ind w:left="720" w:hanging="360"/>
+      </w:pPr>
+      <w:rPr>
+        <w:u w:val="none"/>
+      </w:rPr>
+    </w:lvl>
+    <w:lvl w:ilvl="1">
+      <w:start w:val="1"/>
+      <w:numFmt w:val="bullet"/>
+      <w:lvlText w:val="-"/>
+      <w:lvlJc w:val="left"/>
+      <w:pPr>
+        <w:ind w:left="1440" w:hanging="360"/>
+      </w:pPr>
+      <w:rPr>
+        <w:u w:val="none"/>
+      </w:rPr>
+    </w:lvl>
+    <w:lvl w:ilvl="2">
+      <w:start w:val="1"/>
+      <w:numFmt w:val="bullet"/>
+      <w:lvlText w:val="-"/>
+      <w:lvlJc w:val="left"/>
+      <w:pPr>
+        <w:ind w:left="2160" w:hanging="360"/>
+      </w:pPr>
+      <w:rPr>
+        <w:u w:val="none"/>
+      </w:rPr>
+    </w:lvl>
+    <w:lvl w:ilvl="3">
+      <w:start w:val="1"/>
+      <w:numFmt w:val="bullet"/>
+      <w:lvlText w:val="-"/>
+      <w:lvlJc w:val="left"/>
+      <w:pPr>
+        <w:ind w:left="2880" w:hanging="360"/>
+      </w:pPr>
+      <w:rPr>
+        <w:u w:val="none"/>
+      </w:rPr>
+    </w:lvl>
+    <w:lvl w:ilvl="4">
+      <w:start w:val="1"/>
+      <w:numFmt w:val="bullet"/>
+      <w:lvlText w:val="-"/>
+      <w:lvlJc w:val="left"/>
+      <w:pPr>
+        <w:ind w:left="3600" w:hanging="360"/>
+      </w:pPr>
+      <w:rPr>
+        <w:u w:val="none"/>
+      </w:rPr>
+    </w:lvl>
+    <w:lvl w:ilvl="5">
+      <w:start w:val="1"/>
+      <w:numFmt w:val="bullet"/>
+      <w:lvlText w:val="-"/>
+      <w:lvlJc w:val="left"/>
+      <w:pPr>
+        <w:ind w:left="4320" w:hanging="360"/>
+      </w:pPr>
+      <w:rPr>
+        <w:u w:val="none"/>
+      </w:rPr>
+    </w:lvl>
+    <w:lvl w:ilvl="6">
+      <w:start w:val="1"/>
+      <w:numFmt w:val="bullet"/>
+      <w:lvlText w:val="-"/>
+      <w:lvlJc w:val="left"/>
+      <w:pPr>
+        <w:ind w:left="5040" w:hanging="360"/>
+      </w:pPr>
+      <w:rPr>
+        <w:u w:val="none"/>
+      </w:rPr>
+    </w:lvl>
+    <w:lvl w:ilvl="7">
+      <w:start w:val="1"/>
+      <w:numFmt w:val="bullet"/>
+      <w:lvlText w:val="-"/>
+      <w:lvlJc w:val="left"/>
+      <w:pPr>
+        <w:ind w:left="5760" w:hanging="360"/>
+      </w:pPr>
+      <w:rPr>
+        <w:u w:val="none"/>
+      </w:rPr>
+    </w:lvl>
+    <w:lvl w:ilvl="8">
+      <w:start w:val="1"/>
+      <w:numFmt w:val="bullet"/>
+      <w:lvlText w:val="-"/>
+      <w:lvlJc w:val="left"/>
+      <w:pPr>
+        <w:ind w:left="6480" w:hanging="360"/>
+      </w:pPr>
+      <w:rPr>
+        <w:u w:val="none"/>
+      </w:rPr>
+    </w:lvl>
+  </w:abstractNum>
+  <w:abstractNum w:abstractNumId="4">
+    <w:lvl w:ilvl="0">
+      <w:start w:val="1"/>
+      <w:numFmt w:val="bullet"/>
       <w:lvlText w:val="•"/>
       <w:lvlJc w:val="left"/>
       <w:pPr>
@@ -3297,6 +3593,15 @@
   </w:abstractNum>
   <w:num w:numId="1">
     <w:abstractNumId w:val="1"/>
+  </w:num>
+  <w:num w:numId="2">
+    <w:abstractNumId w:val="2"/>
+  </w:num>
+  <w:num w:numId="3">
+    <w:abstractNumId w:val="3"/>
+  </w:num>
+  <w:num w:numId="4">
+    <w:abstractNumId w:val="4"/>
   </w:num>
 </w:numbering>
 </file>
